--- a/Documentation/Throne of Tides - HLD.docx
+++ b/Documentation/Throne of Tides - HLD.docx
@@ -4476,7 +4476,7 @@
         <w:t xml:space="preserve">In game cheat panels:</w:t>
       </w:r>
       <w:r>
-        <w:t xml:space="preserve"> Available in development builds only. They change HP and mana, add any card to the hand and force the enemy's next card.</w:t>
+        <w:t xml:space="preserve"> Hidden in every build until the cheat code is typed (see CheatUnlock). They change HP and mana, add any card to the hand and force the enemy's next card.</w:t>
       </w:r>
     </w:p>
     <w:p>
@@ -4635,7 +4635,7 @@
                 <w:sz w:val="20"/>
                 <w:szCs w:val="20"/>
               </w:rPr>
-              <w:t xml:space="preserve">Builds the game exactly as set up in the editor, with the profiler, debugger and cheat panels enabled</w:t>
+              <w:t xml:space="preserve">Builds the game exactly as set up in the editor, with the profiler and debugger enabled</w:t>
             </w:r>
           </w:p>
         </w:tc>
@@ -4691,7 +4691,7 @@
                 <w:sz w:val="20"/>
                 <w:szCs w:val="20"/>
               </w:rPr>
-              <w:t xml:space="preserve">Applies the build profile's player deck and disables the cheat panels</w:t>
+              <w:t xml:space="preserve">Applies the build profile's player deck, with no profiler or debugger</w:t>
             </w:r>
           </w:p>
         </w:tc>
@@ -4747,7 +4747,7 @@
                 <w:sz w:val="20"/>
                 <w:szCs w:val="20"/>
               </w:rPr>
-              <w:t xml:space="preserve">Applies the build profile's player deck and temporary config overrides, keeps the cheat panels and restores everything afterward</w:t>
+              <w:t xml:space="preserve">Applies the build profile's player deck and temporary config overrides, then restores everything afterward</w:t>
             </w:r>
           </w:p>
         </w:tc>
